--- a/배차작업/근무조편성/근무조편성에대하여.docx
+++ b/배차작업/근무조편성/근무조편성에대하여.docx
@@ -1,6 +1,6 @@
 
 <file path=word/document.xml><?xml version="1.0" encoding="utf-8"?>
-<w:document xmlns:ve="http://schemas.openxmlformats.org/markup-compatibility/2006" xmlns:o="urn:schemas-microsoft-com:office:office" xmlns:r="http://schemas.openxmlformats.org/officeDocument/2006/relationships" xmlns:m="http://schemas.openxmlformats.org/officeDocument/2006/math" xmlns:v="urn:schemas-microsoft-com:vml" xmlns:wp="http://schemas.openxmlformats.org/drawingml/2006/wordprocessingDrawing" xmlns:w10="urn:schemas-microsoft-com:office:word" xmlns:w="http://schemas.openxmlformats.org/wordprocessingml/2006/main" xmlns:wne="http://schemas.microsoft.com/office/word/2006/wordml">
+<w:document xmlns:wpc="http://schemas.microsoft.com/office/word/2010/wordprocessingCanvas" xmlns:mc="http://schemas.openxmlformats.org/markup-compatibility/2006" xmlns:o="urn:schemas-microsoft-com:office:office" xmlns:r="http://schemas.openxmlformats.org/officeDocument/2006/relationships" xmlns:m="http://schemas.openxmlformats.org/officeDocument/2006/math" xmlns:v="urn:schemas-microsoft-com:vml" xmlns:wp14="http://schemas.microsoft.com/office/word/2010/wordprocessingDrawing" xmlns:wp="http://schemas.openxmlformats.org/drawingml/2006/wordprocessingDrawing" xmlns:w10="urn:schemas-microsoft-com:office:word" xmlns:w="http://schemas.openxmlformats.org/wordprocessingml/2006/main" xmlns:w14="http://schemas.microsoft.com/office/word/2010/wordml" xmlns:wpg="http://schemas.microsoft.com/office/word/2010/wordprocessingGroup" xmlns:wpi="http://schemas.microsoft.com/office/word/2010/wordprocessingInk" xmlns:wne="http://schemas.microsoft.com/office/word/2006/wordml" xmlns:wps="http://schemas.microsoft.com/office/word/2010/wordprocessingShape" mc:Ignorable="w14 wp14">
   <w:body>
     <w:p>
       <w:pPr>
@@ -34,8 +34,8 @@
             <v:path o:extrusionok="f" gradientshapeok="t" o:connecttype="rect"/>
             <o:lock v:ext="edit" aspectratio="t"/>
           </v:shapetype>
-          <v:shape id="_x0000_i1025" type="#_x0000_t75" style="width:451.1pt;height:295.65pt">
-            <v:imagedata r:id="rId6" o:title="20260718_174805~2"/>
+          <v:shape id="_x0000_i1025" type="#_x0000_t75" style="width:451pt;height:295.45pt">
+            <v:imagedata r:id="rId8" o:title="20260718_174805~2"/>
           </v:shape>
         </w:pict>
       </w:r>
@@ -523,7 +523,45 @@
           <w:sz w:val="24"/>
           <w:szCs w:val="24"/>
         </w:rPr>
-        <w:t xml:space="preserve"> 땀 뻘뻘 흘리며 열심히 새벽에 출근했는데 무척 당황스러웠습니다.</w:t>
+        <w:t xml:space="preserve"> 땀 뻘뻘 흘리며 열심히 새벽에 출근했</w:t>
+      </w:r>
+      <w:r>
+        <w:rPr>
+          <w:sz w:val="24"/>
+          <w:szCs w:val="24"/>
+        </w:rPr>
+        <w:t>다가</w:t>
+      </w:r>
+      <w:r>
+        <w:rPr>
+          <w:rFonts w:hint="eastAsia"/>
+          <w:sz w:val="24"/>
+          <w:szCs w:val="24"/>
+        </w:rPr>
+        <w:t xml:space="preserve"> </w:t>
+      </w:r>
+      <w:r>
+        <w:rPr>
+          <w:sz w:val="24"/>
+          <w:szCs w:val="24"/>
+        </w:rPr>
+        <w:t>바로</w:t>
+      </w:r>
+      <w:r>
+        <w:rPr>
+          <w:rFonts w:hint="eastAsia"/>
+          <w:sz w:val="24"/>
+          <w:szCs w:val="24"/>
+        </w:rPr>
+        <w:t xml:space="preserve"> 퇴근하는데</w:t>
+      </w:r>
+      <w:r>
+        <w:rPr>
+          <w:rFonts w:hint="eastAsia"/>
+          <w:sz w:val="24"/>
+          <w:szCs w:val="24"/>
+        </w:rPr>
+        <w:t xml:space="preserve"> 무척 당황스러웠습니다.</w:t>
       </w:r>
     </w:p>
     <w:p>
@@ -561,11 +599,6 @@
     </w:p>
     <w:p>
       <w:pPr>
-        <w:widowControl/>
-        <w:wordWrap/>
-        <w:autoSpaceDE/>
-        <w:autoSpaceDN/>
-        <w:jc w:val="left"/>
         <w:rPr>
           <w:sz w:val="24"/>
           <w:szCs w:val="24"/>
@@ -577,50 +610,9 @@
           <w:szCs w:val="24"/>
         </w:rPr>
         <w:lastRenderedPageBreak/>
-        <w:t>아래의</w:t>
-      </w:r>
-      <w:r>
-        <w:rPr>
-          <w:rFonts w:hint="eastAsia"/>
-          <w:sz w:val="24"/>
-          <w:szCs w:val="24"/>
-        </w:rPr>
-        <w:t xml:space="preserve"> 사진은 7월 24일(금요일) 새벽에 한주임이 건네준 새로운 </w:t>
-      </w:r>
-      <w:proofErr w:type="spellStart"/>
-      <w:r>
-        <w:rPr>
-          <w:rFonts w:hint="eastAsia"/>
-          <w:sz w:val="24"/>
-          <w:szCs w:val="24"/>
-        </w:rPr>
-        <w:t>근무표입니다</w:t>
-      </w:r>
-      <w:proofErr w:type="spellEnd"/>
-      <w:r>
-        <w:rPr>
-          <w:rFonts w:hint="eastAsia"/>
-          <w:sz w:val="24"/>
-          <w:szCs w:val="24"/>
-        </w:rPr>
-        <w:t>.</w:t>
-      </w:r>
-    </w:p>
-    <w:p>
-      <w:pPr>
-        <w:rPr>
-          <w:sz w:val="24"/>
-          <w:szCs w:val="24"/>
-        </w:rPr>
-      </w:pPr>
-      <w:r>
-        <w:rPr>
-          <w:sz w:val="24"/>
-          <w:szCs w:val="24"/>
-        </w:rPr>
         <w:pict>
-          <v:shape id="_x0000_i1026" type="#_x0000_t75" style="width:450.55pt;height:279.25pt">
-            <v:imagedata r:id="rId7" o:title="20260724_034659~2"/>
+          <v:shape id="_x0000_i1026" type="#_x0000_t75" style="width:450.35pt;height:279.15pt">
+            <v:imagedata r:id="rId9" o:title="20260724_034659~2"/>
           </v:shape>
         </w:pict>
       </w:r>
@@ -628,6 +620,55 @@
     <w:p>
       <w:pPr>
         <w:rPr>
+          <w:rFonts w:hint="eastAsia"/>
+          <w:sz w:val="24"/>
+          <w:szCs w:val="24"/>
+        </w:rPr>
+      </w:pPr>
+      <w:r>
+        <w:rPr>
+          <w:sz w:val="24"/>
+          <w:szCs w:val="24"/>
+        </w:rPr>
+        <w:t>위</w:t>
+      </w:r>
+      <w:r>
+        <w:rPr>
+          <w:sz w:val="24"/>
+          <w:szCs w:val="24"/>
+        </w:rPr>
+        <w:t>의</w:t>
+      </w:r>
+      <w:r>
+        <w:rPr>
+          <w:rFonts w:hint="eastAsia"/>
+          <w:sz w:val="24"/>
+          <w:szCs w:val="24"/>
+        </w:rPr>
+        <w:t xml:space="preserve"> 사진은 7월 24일(금요일) 새벽에 한주임이 건네준 새로운 </w:t>
+      </w:r>
+      <w:proofErr w:type="spellStart"/>
+      <w:r>
+        <w:rPr>
+          <w:rFonts w:hint="eastAsia"/>
+          <w:sz w:val="24"/>
+          <w:szCs w:val="24"/>
+        </w:rPr>
+        <w:t>근무표입니다</w:t>
+      </w:r>
+      <w:proofErr w:type="spellEnd"/>
+      <w:r>
+        <w:rPr>
+          <w:rFonts w:hint="eastAsia"/>
+          <w:sz w:val="24"/>
+          <w:szCs w:val="24"/>
+        </w:rPr>
+        <w:t>.</w:t>
+      </w:r>
+    </w:p>
+    <w:p>
+      <w:pPr>
+        <w:rPr>
           <w:sz w:val="24"/>
           <w:szCs w:val="24"/>
         </w:rPr>
@@ -736,7 +777,6 @@
     <w:p>
       <w:pPr>
         <w:rPr>
-          <w:rFonts w:hint="eastAsia"/>
           <w:sz w:val="24"/>
           <w:szCs w:val="24"/>
         </w:rPr>
@@ -839,126 +879,318 @@
           <w:sz w:val="24"/>
           <w:szCs w:val="24"/>
         </w:rPr>
-        <w:t>향 후 업무 진행 시 개선했으면 하는 점을 요청합니다.</w:t>
-      </w:r>
-    </w:p>
-    <w:p>
-      <w:pPr>
-        <w:ind w:left="240" w:hangingChars="100" w:hanging="240"/>
-        <w:rPr>
-          <w:sz w:val="24"/>
-          <w:szCs w:val="24"/>
-        </w:rPr>
-      </w:pPr>
-      <w:r>
-        <w:rPr>
-          <w:rFonts w:hint="eastAsia"/>
-          <w:sz w:val="24"/>
-          <w:szCs w:val="24"/>
-        </w:rPr>
-        <w:t xml:space="preserve">첫째 휴무변경 관련하여 PDF파일이나 이미지나 엑셀파일이나 볼 수 있는 형태로 </w:t>
-      </w:r>
-      <w:proofErr w:type="spellStart"/>
-      <w:r>
-        <w:rPr>
-          <w:rFonts w:hint="eastAsia"/>
-          <w:sz w:val="24"/>
-          <w:szCs w:val="24"/>
-        </w:rPr>
-        <w:t>단체카톡방에</w:t>
-      </w:r>
-      <w:proofErr w:type="spellEnd"/>
-      <w:r>
-        <w:rPr>
-          <w:rFonts w:hint="eastAsia"/>
+        <w:t>휴무</w:t>
+      </w:r>
+      <w:r>
+        <w:rPr>
+          <w:sz w:val="24"/>
+          <w:szCs w:val="24"/>
+        </w:rPr>
+        <w:t xml:space="preserve"> 변경 및 </w:t>
+      </w:r>
+      <w:proofErr w:type="spellStart"/>
+      <w:r>
+        <w:rPr>
+          <w:sz w:val="24"/>
+          <w:szCs w:val="24"/>
+        </w:rPr>
+        <w:t>근무표</w:t>
+      </w:r>
+      <w:proofErr w:type="spellEnd"/>
+      <w:r>
+        <w:rPr>
+          <w:sz w:val="24"/>
+          <w:szCs w:val="24"/>
+        </w:rPr>
+        <w:t xml:space="preserve"> 운영 개선 요청</w:t>
+      </w:r>
+    </w:p>
+    <w:p>
+      <w:pPr>
+        <w:rPr>
+          <w:sz w:val="24"/>
+          <w:szCs w:val="24"/>
+        </w:rPr>
+      </w:pPr>
+      <w:r>
+        <w:rPr>
+          <w:rFonts w:hint="eastAsia"/>
+          <w:sz w:val="24"/>
+          <w:szCs w:val="24"/>
+        </w:rPr>
+        <w:t>이번</w:t>
+      </w:r>
+      <w:r>
+        <w:rPr>
+          <w:sz w:val="24"/>
+          <w:szCs w:val="24"/>
+        </w:rPr>
+        <w:t xml:space="preserve"> 휴무 변경과 관련하여 몇 가지 개선을 </w:t>
+      </w:r>
+      <w:proofErr w:type="spellStart"/>
+      <w:r>
+        <w:rPr>
+          <w:sz w:val="24"/>
+          <w:szCs w:val="24"/>
+        </w:rPr>
+        <w:t>요청드리고자</w:t>
+      </w:r>
+      <w:proofErr w:type="spellEnd"/>
+      <w:r>
+        <w:rPr>
+          <w:sz w:val="24"/>
+          <w:szCs w:val="24"/>
+        </w:rPr>
+        <w:t xml:space="preserve"> 합니다.</w:t>
+      </w:r>
+    </w:p>
+    <w:p>
+      <w:pPr>
+        <w:rPr>
+          <w:sz w:val="24"/>
+          <w:szCs w:val="24"/>
+        </w:rPr>
+      </w:pPr>
+      <w:r>
+        <w:rPr>
+          <w:rFonts w:hint="eastAsia"/>
+          <w:sz w:val="24"/>
+          <w:szCs w:val="24"/>
+        </w:rPr>
+        <w:t>먼저</w:t>
+      </w:r>
+      <w:r>
+        <w:rPr>
           <w:sz w:val="24"/>
           <w:szCs w:val="24"/>
         </w:rPr>
         <w:t xml:space="preserve"> </w:t>
       </w:r>
-      <w:r>
-        <w:rPr>
-          <w:rFonts w:hint="eastAsia"/>
-          <w:sz w:val="24"/>
-          <w:szCs w:val="24"/>
-        </w:rPr>
-        <w:t>공유해주십시오.</w:t>
-      </w:r>
-    </w:p>
-    <w:p>
-      <w:pPr>
-        <w:rPr>
-          <w:sz w:val="24"/>
-          <w:szCs w:val="24"/>
-        </w:rPr>
-      </w:pPr>
-      <w:r>
-        <w:rPr>
-          <w:rFonts w:hint="eastAsia"/>
-          <w:sz w:val="24"/>
-          <w:szCs w:val="24"/>
-        </w:rPr>
-        <w:t xml:space="preserve">둘째 업무가 야간만 계속 이어지거나 새벽만 </w:t>
-      </w:r>
-      <w:proofErr w:type="spellStart"/>
-      <w:r>
-        <w:rPr>
-          <w:rFonts w:hint="eastAsia"/>
-          <w:sz w:val="24"/>
-          <w:szCs w:val="24"/>
-        </w:rPr>
-        <w:t>계속이어</w:t>
-      </w:r>
-      <w:r>
-        <w:rPr>
-          <w:rFonts w:hint="eastAsia"/>
-          <w:sz w:val="24"/>
-          <w:szCs w:val="24"/>
-        </w:rPr>
-        <w:t>지고</w:t>
-      </w:r>
-      <w:proofErr w:type="spellEnd"/>
-      <w:r>
-        <w:rPr>
-          <w:rFonts w:hint="eastAsia"/>
+      <w:proofErr w:type="spellStart"/>
+      <w:r>
+        <w:rPr>
+          <w:sz w:val="24"/>
+          <w:szCs w:val="24"/>
+        </w:rPr>
+        <w:t>말씀드리고</w:t>
+      </w:r>
+      <w:proofErr w:type="spellEnd"/>
+      <w:r>
+        <w:rPr>
+          <w:sz w:val="24"/>
+          <w:szCs w:val="24"/>
+        </w:rPr>
+        <w:t xml:space="preserve"> 싶은 것은 </w:t>
+      </w:r>
+      <w:r>
+        <w:rPr>
+          <w:rFonts w:hint="eastAsia"/>
+          <w:sz w:val="24"/>
+          <w:szCs w:val="24"/>
+        </w:rPr>
+        <w:t>3개월단위</w:t>
+      </w:r>
+      <w:r>
+        <w:rPr>
           <w:sz w:val="24"/>
           <w:szCs w:val="24"/>
         </w:rPr>
         <w:t xml:space="preserve"> </w:t>
       </w:r>
-      <w:r>
-        <w:rPr>
-          <w:rFonts w:hint="eastAsia"/>
-          <w:sz w:val="24"/>
-          <w:szCs w:val="24"/>
-        </w:rPr>
-        <w:t xml:space="preserve">휴무가 편중되지 않도록 </w:t>
-      </w:r>
-      <w:r>
-        <w:rPr>
-          <w:rFonts w:hint="eastAsia"/>
-          <w:sz w:val="24"/>
-          <w:szCs w:val="24"/>
-        </w:rPr>
-        <w:t xml:space="preserve">했으면 합니다. 위와 같이 변경하는 것을 표준으로 하시겠다면 그렇게 해도 좋습니다. 단, 규칙을 그때 </w:t>
-      </w:r>
-      <w:proofErr w:type="spellStart"/>
-      <w:r>
-        <w:rPr>
-          <w:rFonts w:hint="eastAsia"/>
-          <w:sz w:val="24"/>
-          <w:szCs w:val="24"/>
-        </w:rPr>
-        <w:t>그때</w:t>
-      </w:r>
-      <w:proofErr w:type="spellEnd"/>
-      <w:r>
-        <w:rPr>
-          <w:rFonts w:hint="eastAsia"/>
-          <w:sz w:val="24"/>
-          <w:szCs w:val="24"/>
-        </w:rPr>
-        <w:t xml:space="preserve"> 바꾸지는 않아야</w:t>
+      <w:proofErr w:type="spellStart"/>
+      <w:r>
+        <w:rPr>
+          <w:sz w:val="24"/>
+          <w:szCs w:val="24"/>
+        </w:rPr>
+        <w:t>근무표</w:t>
+      </w:r>
+      <w:proofErr w:type="spellEnd"/>
+      <w:r>
+        <w:rPr>
+          <w:sz w:val="24"/>
+          <w:szCs w:val="24"/>
+        </w:rPr>
+        <w:t xml:space="preserve"> 자체에 대해서는 불만을 제기하려는 것이 아닙니다. 현재 </w:t>
+      </w:r>
+      <w:proofErr w:type="spellStart"/>
+      <w:r>
+        <w:rPr>
+          <w:sz w:val="24"/>
+          <w:szCs w:val="24"/>
+        </w:rPr>
+        <w:t>근무표는</w:t>
+      </w:r>
+      <w:proofErr w:type="spellEnd"/>
+      <w:r>
+        <w:rPr>
+          <w:sz w:val="24"/>
+          <w:szCs w:val="24"/>
+        </w:rPr>
+        <w:t xml:space="preserve"> 약 3개월 단위로 휴무 요일이 순환(로테이션)되는 방식이므로, 유리한 순서와 불리한 순서는 결국 모든 직원이 한 번씩 겪게 된다는 점을 이해하고 있습니다.</w:t>
+      </w:r>
+    </w:p>
+    <w:p>
+      <w:pPr>
+        <w:rPr>
+          <w:sz w:val="24"/>
+          <w:szCs w:val="24"/>
+        </w:rPr>
+      </w:pPr>
+      <w:r>
+        <w:rPr>
+          <w:rFonts w:hint="eastAsia"/>
+          <w:sz w:val="24"/>
+          <w:szCs w:val="24"/>
+        </w:rPr>
+        <w:t>다만</w:t>
+      </w:r>
+      <w:r>
+        <w:rPr>
+          <w:sz w:val="24"/>
+          <w:szCs w:val="24"/>
+        </w:rPr>
+        <w:t xml:space="preserve">, 이번 사례에서 문제가 된 것은 </w:t>
+      </w:r>
+      <w:proofErr w:type="spellStart"/>
+      <w:r>
+        <w:rPr>
+          <w:sz w:val="24"/>
+          <w:szCs w:val="24"/>
+        </w:rPr>
+        <w:t>근무표</w:t>
+      </w:r>
+      <w:proofErr w:type="spellEnd"/>
+      <w:r>
+        <w:rPr>
+          <w:sz w:val="24"/>
+          <w:szCs w:val="24"/>
+        </w:rPr>
+        <w:t xml:space="preserve"> 자체가 아니라 휴무 변경 과정에서의 운영 방식입니다.</w:t>
+      </w:r>
+    </w:p>
+    <w:p>
+      <w:pPr>
+        <w:rPr>
+          <w:sz w:val="24"/>
+          <w:szCs w:val="24"/>
+        </w:rPr>
+      </w:pPr>
+      <w:r>
+        <w:rPr>
+          <w:rFonts w:hint="eastAsia"/>
+          <w:sz w:val="24"/>
+          <w:szCs w:val="24"/>
+        </w:rPr>
+        <w:t>기존에</w:t>
+      </w:r>
+      <w:r>
+        <w:rPr>
+          <w:sz w:val="24"/>
+          <w:szCs w:val="24"/>
+        </w:rPr>
+        <w:t xml:space="preserve"> 공지된 휴무 일정이 변경되면서 일부 직원에게는 연속 근무가 길어지거나 연속 휴무가 발생하는 등 근무와 휴무가 편중되는 상황이 생겼습니다. 이러한 변경은 업무상 필요에 의해 불가피할 수도 있다고 생각합니다. 그러나 변경이 필요</w:t>
+      </w:r>
+      <w:r>
+        <w:rPr>
+          <w:sz w:val="24"/>
+          <w:szCs w:val="24"/>
+        </w:rPr>
+        <w:lastRenderedPageBreak/>
+        <w:t>한 경우에도 직원 간 부담이 한쪽으로 치우치지 않도록 충분한 검토와 조정이 이루어졌으면 합니다.</w:t>
+      </w:r>
+    </w:p>
+    <w:p>
+      <w:pPr>
+        <w:rPr>
+          <w:sz w:val="24"/>
+          <w:szCs w:val="24"/>
+        </w:rPr>
+      </w:pPr>
+      <w:r>
+        <w:rPr>
+          <w:rFonts w:hint="eastAsia"/>
+          <w:sz w:val="24"/>
+          <w:szCs w:val="24"/>
+        </w:rPr>
+        <w:t>또한</w:t>
+      </w:r>
+      <w:r>
+        <w:rPr>
+          <w:sz w:val="24"/>
+          <w:szCs w:val="24"/>
+        </w:rPr>
+        <w:t xml:space="preserve">, 이번에는 변경 사실이 당사자에게 명확하게 전달되지 않아 새벽에 출근하였다가 바로 돌아가는 일이 발생했습니다. </w:t>
+      </w:r>
+      <w:proofErr w:type="spellStart"/>
+      <w:r>
+        <w:rPr>
+          <w:sz w:val="24"/>
+          <w:szCs w:val="24"/>
+        </w:rPr>
+        <w:t>근무표는</w:t>
+      </w:r>
+      <w:proofErr w:type="spellEnd"/>
+      <w:r>
+        <w:rPr>
+          <w:sz w:val="24"/>
+          <w:szCs w:val="24"/>
+        </w:rPr>
+        <w:t xml:space="preserve"> 직원의 생활과 휴식, 출퇴근에 직접적인 영향을 미치는 만큼, 변경 시에는 모든 대상자가 확실하게 인지할 수 있는 방식으로 공유되어야 한다고 생각합니다.</w:t>
+      </w:r>
+    </w:p>
+    <w:p>
+      <w:pPr>
+        <w:rPr>
+          <w:sz w:val="24"/>
+          <w:szCs w:val="24"/>
+        </w:rPr>
+      </w:pPr>
+      <w:r>
+        <w:rPr>
+          <w:rFonts w:hint="eastAsia"/>
+          <w:sz w:val="24"/>
+          <w:szCs w:val="24"/>
+        </w:rPr>
+        <w:t>이에</w:t>
+      </w:r>
+      <w:r>
+        <w:rPr>
+          <w:sz w:val="24"/>
+          <w:szCs w:val="24"/>
+        </w:rPr>
+        <w:t xml:space="preserve"> 다음과 같은 사항을 </w:t>
+      </w:r>
+      <w:proofErr w:type="spellStart"/>
+      <w:r>
+        <w:rPr>
+          <w:sz w:val="24"/>
+          <w:szCs w:val="24"/>
+        </w:rPr>
+        <w:t>요청드립니다</w:t>
+      </w:r>
+      <w:proofErr w:type="spellEnd"/>
+      <w:r>
+        <w:rPr>
+          <w:sz w:val="24"/>
+          <w:szCs w:val="24"/>
+        </w:rPr>
+        <w:t>.</w:t>
+      </w:r>
+    </w:p>
+    <w:p>
+      <w:pPr>
+        <w:rPr>
+          <w:sz w:val="24"/>
+          <w:szCs w:val="24"/>
+        </w:rPr>
+      </w:pPr>
+      <w:r>
+        <w:rPr>
+          <w:sz w:val="24"/>
+          <w:szCs w:val="24"/>
+        </w:rPr>
+        <w:t>1.</w:t>
       </w:r>
       <w:r>
         <w:rPr>
@@ -970,58 +1202,193 @@
       </w:r>
       <w:r>
         <w:rPr>
-          <w:rFonts w:hint="eastAsia"/>
-          <w:sz w:val="24"/>
-          <w:szCs w:val="24"/>
-        </w:rPr>
-        <w:t>합니다.</w:t>
-      </w:r>
-    </w:p>
-    <w:p>
-      <w:pPr>
-        <w:rPr>
-          <w:rFonts w:hint="eastAsia"/>
-          <w:sz w:val="24"/>
-          <w:szCs w:val="24"/>
-        </w:rPr>
-      </w:pPr>
-      <w:r>
-        <w:rPr>
-          <w:sz w:val="24"/>
-          <w:szCs w:val="24"/>
-        </w:rPr>
-        <w:t>셋째</w:t>
-      </w:r>
-      <w:r>
-        <w:rPr>
-          <w:rFonts w:hint="eastAsia"/>
-          <w:sz w:val="24"/>
-          <w:szCs w:val="24"/>
-        </w:rPr>
-        <w:t xml:space="preserve"> 운행관리 </w:t>
-      </w:r>
-      <w:proofErr w:type="spellStart"/>
-      <w:r>
-        <w:rPr>
-          <w:rFonts w:hint="eastAsia"/>
-          <w:sz w:val="24"/>
-          <w:szCs w:val="24"/>
-        </w:rPr>
-        <w:t>총잭임자로서</w:t>
-      </w:r>
-      <w:proofErr w:type="spellEnd"/>
-      <w:r>
-        <w:rPr>
-          <w:rFonts w:hint="eastAsia"/>
-          <w:sz w:val="24"/>
-          <w:szCs w:val="24"/>
-        </w:rPr>
-        <w:t xml:space="preserve"> 보다 공정하고 명확한 업무진행을 </w:t>
-      </w:r>
-      <w:proofErr w:type="spellStart"/>
-      <w:r>
-        <w:rPr>
-          <w:rFonts w:hint="eastAsia"/>
+          <w:sz w:val="24"/>
+          <w:szCs w:val="24"/>
+        </w:rPr>
+        <w:t xml:space="preserve">휴무 변경 시 변경된 </w:t>
+      </w:r>
+      <w:proofErr w:type="spellStart"/>
+      <w:r>
+        <w:rPr>
+          <w:sz w:val="24"/>
+          <w:szCs w:val="24"/>
+        </w:rPr>
+        <w:t>근무표를</w:t>
+      </w:r>
+      <w:proofErr w:type="spellEnd"/>
+      <w:r>
+        <w:rPr>
+          <w:sz w:val="24"/>
+          <w:szCs w:val="24"/>
+        </w:rPr>
+        <w:t xml:space="preserve"> PDF</w:t>
+      </w:r>
+      <w:r>
+        <w:rPr>
+          <w:rFonts w:hint="eastAsia"/>
+          <w:sz w:val="24"/>
+          <w:szCs w:val="24"/>
+        </w:rPr>
+        <w:t xml:space="preserve"> </w:t>
+      </w:r>
+      <w:r>
+        <w:rPr>
+          <w:sz w:val="24"/>
+          <w:szCs w:val="24"/>
+        </w:rPr>
+        <w:t>나</w:t>
+      </w:r>
+      <w:r>
+        <w:rPr>
+          <w:sz w:val="24"/>
+          <w:szCs w:val="24"/>
+        </w:rPr>
+        <w:t xml:space="preserve"> 이미지, 엑셀 등 확인 가능한 형태로 </w:t>
+      </w:r>
+      <w:proofErr w:type="spellStart"/>
+      <w:r>
+        <w:rPr>
+          <w:sz w:val="24"/>
+          <w:szCs w:val="24"/>
+        </w:rPr>
+        <w:t>카카오톡</w:t>
+      </w:r>
+      <w:proofErr w:type="spellEnd"/>
+      <w:r>
+        <w:rPr>
+          <w:rFonts w:hint="eastAsia"/>
+          <w:sz w:val="24"/>
+          <w:szCs w:val="24"/>
+        </w:rPr>
+        <w:t xml:space="preserve"> </w:t>
+      </w:r>
+      <w:proofErr w:type="spellStart"/>
+      <w:r>
+        <w:rPr>
+          <w:sz w:val="24"/>
+          <w:szCs w:val="24"/>
+        </w:rPr>
+        <w:t>단체방</w:t>
+      </w:r>
+      <w:proofErr w:type="spellEnd"/>
+      <w:r>
+        <w:rPr>
+          <w:sz w:val="24"/>
+          <w:szCs w:val="24"/>
+        </w:rPr>
+        <w:t xml:space="preserve"> 등을 통해 모든 직원에게 공유해 주시기 바랍니다. </w:t>
+      </w:r>
+    </w:p>
+    <w:p>
+      <w:pPr>
+        <w:rPr>
+          <w:sz w:val="24"/>
+          <w:szCs w:val="24"/>
+        </w:rPr>
+      </w:pPr>
+      <w:r>
+        <w:rPr>
+          <w:sz w:val="24"/>
+          <w:szCs w:val="24"/>
+        </w:rPr>
+        <w:t>2.</w:t>
+      </w:r>
+      <w:r>
+        <w:rPr>
+          <w:rFonts w:hint="eastAsia"/>
+          <w:sz w:val="24"/>
+          <w:szCs w:val="24"/>
+        </w:rPr>
+        <w:t xml:space="preserve"> </w:t>
+      </w:r>
+      <w:r>
+        <w:rPr>
+          <w:sz w:val="24"/>
+          <w:szCs w:val="24"/>
+        </w:rPr>
+        <w:t xml:space="preserve">휴무 변경이 필요한 경우에는 특정 직원에게 연속 근무 또는 연속 휴무가 과도하게 편중되지 않도록 형평성을 고려하여 조정해 주시기 바랍니다. </w:t>
+      </w:r>
+    </w:p>
+    <w:p>
+      <w:pPr>
+        <w:rPr>
+          <w:sz w:val="24"/>
+          <w:szCs w:val="24"/>
+        </w:rPr>
+      </w:pPr>
+      <w:r>
+        <w:rPr>
+          <w:sz w:val="24"/>
+          <w:szCs w:val="24"/>
+        </w:rPr>
+        <w:t>3.</w:t>
+      </w:r>
+      <w:r>
+        <w:rPr>
+          <w:rFonts w:hint="eastAsia"/>
+          <w:sz w:val="24"/>
+          <w:szCs w:val="24"/>
+        </w:rPr>
+        <w:t xml:space="preserve"> </w:t>
+      </w:r>
+      <w:proofErr w:type="spellStart"/>
+      <w:r>
+        <w:rPr>
+          <w:sz w:val="24"/>
+          <w:szCs w:val="24"/>
+        </w:rPr>
+        <w:t>근무표</w:t>
+      </w:r>
+      <w:proofErr w:type="spellEnd"/>
+      <w:r>
+        <w:rPr>
+          <w:sz w:val="24"/>
+          <w:szCs w:val="24"/>
+        </w:rPr>
+        <w:t xml:space="preserve"> 변경 사항은 당사자가 반드시 확인할 수 있는 절차를 마련하여 동일한 혼선이 재발하지 않도록 해주시기 바랍니다. </w:t>
+      </w:r>
+    </w:p>
+    <w:p>
+      <w:pPr>
+        <w:rPr>
+          <w:sz w:val="24"/>
+          <w:szCs w:val="24"/>
+        </w:rPr>
+      </w:pPr>
+      <w:r>
+        <w:rPr>
+          <w:rFonts w:hint="eastAsia"/>
+          <w:sz w:val="24"/>
+          <w:szCs w:val="24"/>
+        </w:rPr>
+        <w:t>운행관리</w:t>
+      </w:r>
+      <w:r>
+        <w:rPr>
+          <w:sz w:val="24"/>
+          <w:szCs w:val="24"/>
+        </w:rPr>
+        <w:t xml:space="preserve"> 업무는 다양한 변수를 고려해야 하는 어려운 업무라는 점을 충분히 이해하고 있습니다. 다만 </w:t>
+      </w:r>
+      <w:proofErr w:type="spellStart"/>
+      <w:r>
+        <w:rPr>
+          <w:sz w:val="24"/>
+          <w:szCs w:val="24"/>
+        </w:rPr>
+        <w:t>근무표와</w:t>
+      </w:r>
+      <w:proofErr w:type="spellEnd"/>
+      <w:r>
+        <w:rPr>
+          <w:sz w:val="24"/>
+          <w:szCs w:val="24"/>
+        </w:rPr>
+        <w:t xml:space="preserve"> 휴무 변경은 직원들의 근무 여건과 직결되는 만큼, 보다 공정하고 명확한 운영을 </w:t>
+      </w:r>
+      <w:proofErr w:type="spellStart"/>
+      <w:r>
+        <w:rPr>
           <w:sz w:val="24"/>
           <w:szCs w:val="24"/>
         </w:rPr>
@@ -1030,7 +1397,6 @@
       <w:proofErr w:type="spellEnd"/>
       <w:r>
         <w:rPr>
-          <w:rFonts w:hint="eastAsia"/>
           <w:sz w:val="24"/>
           <w:szCs w:val="24"/>
         </w:rPr>
@@ -1044,6 +1410,31 @@
           <w:szCs w:val="24"/>
         </w:rPr>
       </w:pPr>
+      <w:r>
+        <w:rPr>
+          <w:rFonts w:hint="eastAsia"/>
+          <w:sz w:val="24"/>
+          <w:szCs w:val="24"/>
+        </w:rPr>
+        <w:t>감사합니다</w:t>
+      </w:r>
+      <w:r>
+        <w:rPr>
+          <w:sz w:val="24"/>
+          <w:szCs w:val="24"/>
+        </w:rPr>
+        <w:t>.</w:t>
+      </w:r>
+    </w:p>
+    <w:p>
+      <w:pPr>
+        <w:rPr>
+          <w:sz w:val="24"/>
+          <w:szCs w:val="24"/>
+        </w:rPr>
+      </w:pPr>
+      <w:bookmarkStart w:id="0" w:name="_GoBack"/>
+      <w:bookmarkEnd w:id="0"/>
     </w:p>
     <w:sectPr>
       <w:pgSz w:w="11906" w:h="16838"/>
@@ -1056,7 +1447,7 @@
 </file>
 
 <file path=word/endnotes.xml><?xml version="1.0" encoding="utf-8"?>
-<w:endnotes xmlns:ve="http://schemas.openxmlformats.org/markup-compatibility/2006" xmlns:o="urn:schemas-microsoft-com:office:office" xmlns:r="http://schemas.openxmlformats.org/officeDocument/2006/relationships" xmlns:m="http://schemas.openxmlformats.org/officeDocument/2006/math" xmlns:v="urn:schemas-microsoft-com:vml" xmlns:wp="http://schemas.openxmlformats.org/drawingml/2006/wordprocessingDrawing" xmlns:w10="urn:schemas-microsoft-com:office:word" xmlns:w="http://schemas.openxmlformats.org/wordprocessingml/2006/main" xmlns:wne="http://schemas.microsoft.com/office/word/2006/wordml">
+<w:endnotes xmlns:wpc="http://schemas.microsoft.com/office/word/2010/wordprocessingCanvas" xmlns:mc="http://schemas.openxmlformats.org/markup-compatibility/2006" xmlns:o="urn:schemas-microsoft-com:office:office" xmlns:r="http://schemas.openxmlformats.org/officeDocument/2006/relationships" xmlns:m="http://schemas.openxmlformats.org/officeDocument/2006/math" xmlns:v="urn:schemas-microsoft-com:vml" xmlns:wp14="http://schemas.microsoft.com/office/word/2010/wordprocessingDrawing" xmlns:wp="http://schemas.openxmlformats.org/drawingml/2006/wordprocessingDrawing" xmlns:w10="urn:schemas-microsoft-com:office:word" xmlns:w="http://schemas.openxmlformats.org/wordprocessingml/2006/main" xmlns:w14="http://schemas.microsoft.com/office/word/2010/wordml" xmlns:wpg="http://schemas.microsoft.com/office/word/2010/wordprocessingGroup" xmlns:wpi="http://schemas.microsoft.com/office/word/2010/wordprocessingInk" xmlns:wne="http://schemas.microsoft.com/office/word/2006/wordml" xmlns:wps="http://schemas.microsoft.com/office/word/2010/wordprocessingShape" mc:Ignorable="w14 wp14">
   <w:endnote w:type="separator" w:id="-1">
     <w:p>
       <w:r>
@@ -1075,7 +1466,7 @@
 </file>
 
 <file path=word/footnotes.xml><?xml version="1.0" encoding="utf-8"?>
-<w:footnotes xmlns:ve="http://schemas.openxmlformats.org/markup-compatibility/2006" xmlns:o="urn:schemas-microsoft-com:office:office" xmlns:r="http://schemas.openxmlformats.org/officeDocument/2006/relationships" xmlns:m="http://schemas.openxmlformats.org/officeDocument/2006/math" xmlns:v="urn:schemas-microsoft-com:vml" xmlns:wp="http://schemas.openxmlformats.org/drawingml/2006/wordprocessingDrawing" xmlns:w10="urn:schemas-microsoft-com:office:word" xmlns:w="http://schemas.openxmlformats.org/wordprocessingml/2006/main" xmlns:wne="http://schemas.microsoft.com/office/word/2006/wordml">
+<w:footnotes xmlns:wpc="http://schemas.microsoft.com/office/word/2010/wordprocessingCanvas" xmlns:mc="http://schemas.openxmlformats.org/markup-compatibility/2006" xmlns:o="urn:schemas-microsoft-com:office:office" xmlns:r="http://schemas.openxmlformats.org/officeDocument/2006/relationships" xmlns:m="http://schemas.openxmlformats.org/officeDocument/2006/math" xmlns:v="urn:schemas-microsoft-com:vml" xmlns:wp14="http://schemas.microsoft.com/office/word/2010/wordprocessingDrawing" xmlns:wp="http://schemas.openxmlformats.org/drawingml/2006/wordprocessingDrawing" xmlns:w10="urn:schemas-microsoft-com:office:word" xmlns:w="http://schemas.openxmlformats.org/wordprocessingml/2006/main" xmlns:w14="http://schemas.microsoft.com/office/word/2010/wordml" xmlns:wpg="http://schemas.microsoft.com/office/word/2010/wordprocessingGroup" xmlns:wpi="http://schemas.microsoft.com/office/word/2010/wordprocessingInk" xmlns:wne="http://schemas.microsoft.com/office/word/2006/wordml" xmlns:wps="http://schemas.microsoft.com/office/word/2010/wordprocessingShape" mc:Ignorable="w14 wp14">
   <w:footnote w:type="separator" w:id="-1">
     <w:p>
       <w:r>
@@ -1093,8 +1484,129 @@
 </w:footnotes>
 </file>
 
+<file path=word/numbering.xml><?xml version="1.0" encoding="utf-8"?>
+<w:numbering xmlns:wpc="http://schemas.microsoft.com/office/word/2010/wordprocessingCanvas" xmlns:mc="http://schemas.openxmlformats.org/markup-compatibility/2006" xmlns:o="urn:schemas-microsoft-com:office:office" xmlns:r="http://schemas.openxmlformats.org/officeDocument/2006/relationships" xmlns:m="http://schemas.openxmlformats.org/officeDocument/2006/math" xmlns:v="urn:schemas-microsoft-com:vml" xmlns:wp14="http://schemas.microsoft.com/office/word/2010/wordprocessingDrawing" xmlns:wp="http://schemas.openxmlformats.org/drawingml/2006/wordprocessingDrawing" xmlns:w10="urn:schemas-microsoft-com:office:word" xmlns:w="http://schemas.openxmlformats.org/wordprocessingml/2006/main" xmlns:w14="http://schemas.microsoft.com/office/word/2010/wordml" xmlns:wpg="http://schemas.microsoft.com/office/word/2010/wordprocessingGroup" xmlns:wpi="http://schemas.microsoft.com/office/word/2010/wordprocessingInk" xmlns:wne="http://schemas.microsoft.com/office/word/2006/wordml" xmlns:wps="http://schemas.microsoft.com/office/word/2010/wordprocessingShape" mc:Ignorable="w14 wp14">
+  <w:abstractNum w:abstractNumId="0">
+    <w:nsid w:val="0EA61BD0"/>
+    <w:multiLevelType w:val="multilevel"/>
+    <w:tmpl w:val="4D422E88"/>
+    <w:lvl w:ilvl="0">
+      <w:start w:val="1"/>
+      <w:numFmt w:val="decimal"/>
+      <w:lvlText w:val="%1."/>
+      <w:lvlJc w:val="left"/>
+      <w:pPr>
+        <w:tabs>
+          <w:tab w:val="num" w:pos="720"/>
+        </w:tabs>
+        <w:ind w:left="720" w:hanging="360"/>
+      </w:pPr>
+    </w:lvl>
+    <w:lvl w:ilvl="1" w:tentative="1">
+      <w:start w:val="1"/>
+      <w:numFmt w:val="decimal"/>
+      <w:lvlText w:val="%2."/>
+      <w:lvlJc w:val="left"/>
+      <w:pPr>
+        <w:tabs>
+          <w:tab w:val="num" w:pos="1440"/>
+        </w:tabs>
+        <w:ind w:left="1440" w:hanging="360"/>
+      </w:pPr>
+    </w:lvl>
+    <w:lvl w:ilvl="2" w:tentative="1">
+      <w:start w:val="1"/>
+      <w:numFmt w:val="decimal"/>
+      <w:lvlText w:val="%3."/>
+      <w:lvlJc w:val="left"/>
+      <w:pPr>
+        <w:tabs>
+          <w:tab w:val="num" w:pos="2160"/>
+        </w:tabs>
+        <w:ind w:left="2160" w:hanging="360"/>
+      </w:pPr>
+    </w:lvl>
+    <w:lvl w:ilvl="3" w:tentative="1">
+      <w:start w:val="1"/>
+      <w:numFmt w:val="decimal"/>
+      <w:lvlText w:val="%4."/>
+      <w:lvlJc w:val="left"/>
+      <w:pPr>
+        <w:tabs>
+          <w:tab w:val="num" w:pos="2880"/>
+        </w:tabs>
+        <w:ind w:left="2880" w:hanging="360"/>
+      </w:pPr>
+    </w:lvl>
+    <w:lvl w:ilvl="4" w:tentative="1">
+      <w:start w:val="1"/>
+      <w:numFmt w:val="decimal"/>
+      <w:lvlText w:val="%5."/>
+      <w:lvlJc w:val="left"/>
+      <w:pPr>
+        <w:tabs>
+          <w:tab w:val="num" w:pos="3600"/>
+        </w:tabs>
+        <w:ind w:left="3600" w:hanging="360"/>
+      </w:pPr>
+    </w:lvl>
+    <w:lvl w:ilvl="5" w:tentative="1">
+      <w:start w:val="1"/>
+      <w:numFmt w:val="decimal"/>
+      <w:lvlText w:val="%6."/>
+      <w:lvlJc w:val="left"/>
+      <w:pPr>
+        <w:tabs>
+          <w:tab w:val="num" w:pos="4320"/>
+        </w:tabs>
+        <w:ind w:left="4320" w:hanging="360"/>
+      </w:pPr>
+    </w:lvl>
+    <w:lvl w:ilvl="6" w:tentative="1">
+      <w:start w:val="1"/>
+      <w:numFmt w:val="decimal"/>
+      <w:lvlText w:val="%7."/>
+      <w:lvlJc w:val="left"/>
+      <w:pPr>
+        <w:tabs>
+          <w:tab w:val="num" w:pos="5040"/>
+        </w:tabs>
+        <w:ind w:left="5040" w:hanging="360"/>
+      </w:pPr>
+    </w:lvl>
+    <w:lvl w:ilvl="7" w:tentative="1">
+      <w:start w:val="1"/>
+      <w:numFmt w:val="decimal"/>
+      <w:lvlText w:val="%8."/>
+      <w:lvlJc w:val="left"/>
+      <w:pPr>
+        <w:tabs>
+          <w:tab w:val="num" w:pos="5760"/>
+        </w:tabs>
+        <w:ind w:left="5760" w:hanging="360"/>
+      </w:pPr>
+    </w:lvl>
+    <w:lvl w:ilvl="8" w:tentative="1">
+      <w:start w:val="1"/>
+      <w:numFmt w:val="decimal"/>
+      <w:lvlText w:val="%9."/>
+      <w:lvlJc w:val="left"/>
+      <w:pPr>
+        <w:tabs>
+          <w:tab w:val="num" w:pos="6480"/>
+        </w:tabs>
+        <w:ind w:left="6480" w:hanging="360"/>
+      </w:pPr>
+    </w:lvl>
+  </w:abstractNum>
+  <w:num w:numId="1">
+    <w:abstractNumId w:val="0"/>
+  </w:num>
+</w:numbering>
+</file>
+
 <file path=word/styles.xml><?xml version="1.0" encoding="utf-8"?>
-<w:styles xmlns:r="http://schemas.openxmlformats.org/officeDocument/2006/relationships" xmlns:w="http://schemas.openxmlformats.org/wordprocessingml/2006/main">
+<w:styles xmlns:mc="http://schemas.openxmlformats.org/markup-compatibility/2006" xmlns:r="http://schemas.openxmlformats.org/officeDocument/2006/relationships" xmlns:w="http://schemas.openxmlformats.org/wordprocessingml/2006/main" xmlns:w14="http://schemas.microsoft.com/office/word/2010/wordml" mc:Ignorable="w14">
   <w:docDefaults>
     <w:rPrDefault>
       <w:rPr>
@@ -1257,6 +1769,31 @@
       <w:jc w:val="both"/>
     </w:pPr>
   </w:style>
+  <w:style w:type="paragraph" w:styleId="2">
+    <w:name w:val="heading 2"/>
+    <w:basedOn w:val="a"/>
+    <w:link w:val="2Char"/>
+    <w:uiPriority w:val="9"/>
+    <w:qFormat/>
+    <w:rsid w:val="00D06B59"/>
+    <w:pPr>
+      <w:widowControl/>
+      <w:wordWrap/>
+      <w:autoSpaceDE/>
+      <w:autoSpaceDN/>
+      <w:spacing w:before="100" w:beforeAutospacing="1" w:after="100" w:afterAutospacing="1"/>
+      <w:jc w:val="left"/>
+      <w:outlineLvl w:val="1"/>
+    </w:pPr>
+    <w:rPr>
+      <w:rFonts w:ascii="굴림" w:eastAsia="굴림" w:hAnsi="굴림" w:cs="굴림"/>
+      <w:b/>
+      <w:bCs/>
+      <w:kern w:val="0"/>
+      <w:sz w:val="36"/>
+      <w:szCs w:val="36"/>
+    </w:rPr>
+  </w:style>
   <w:style w:type="character" w:default="1" w:styleId="a0">
     <w:name w:val="Default Paragraph Font"/>
     <w:uiPriority w:val="1"/>
@@ -1268,7 +1805,6 @@
     <w:uiPriority w:val="99"/>
     <w:semiHidden/>
     <w:unhideWhenUsed/>
-    <w:qFormat/>
     <w:tblPr>
       <w:tblInd w:w="0" w:type="dxa"/>
       <w:tblCellMar>
@@ -1332,6 +1868,251 @@
     <w:uiPriority w:val="99"/>
     <w:semiHidden/>
     <w:rsid w:val="005A07D5"/>
+  </w:style>
+  <w:style w:type="character" w:customStyle="1" w:styleId="2Char">
+    <w:name w:val="제목 2 Char"/>
+    <w:basedOn w:val="a0"/>
+    <w:link w:val="2"/>
+    <w:uiPriority w:val="9"/>
+    <w:rsid w:val="00D06B59"/>
+    <w:rPr>
+      <w:rFonts w:ascii="굴림" w:eastAsia="굴림" w:hAnsi="굴림" w:cs="굴림"/>
+      <w:b/>
+      <w:bCs/>
+      <w:kern w:val="0"/>
+      <w:sz w:val="36"/>
+      <w:szCs w:val="36"/>
+    </w:rPr>
+  </w:style>
+  <w:style w:type="paragraph" w:styleId="a5">
+    <w:name w:val="Normal (Web)"/>
+    <w:basedOn w:val="a"/>
+    <w:uiPriority w:val="99"/>
+    <w:semiHidden/>
+    <w:unhideWhenUsed/>
+    <w:rsid w:val="00D06B59"/>
+    <w:pPr>
+      <w:widowControl/>
+      <w:wordWrap/>
+      <w:autoSpaceDE/>
+      <w:autoSpaceDN/>
+      <w:spacing w:before="100" w:beforeAutospacing="1" w:after="100" w:afterAutospacing="1"/>
+      <w:jc w:val="left"/>
+    </w:pPr>
+    <w:rPr>
+      <w:rFonts w:ascii="굴림" w:eastAsia="굴림" w:hAnsi="굴림" w:cs="굴림"/>
+      <w:kern w:val="0"/>
+      <w:sz w:val="24"/>
+      <w:szCs w:val="24"/>
+    </w:rPr>
+  </w:style>
+  <w:style w:type="character" w:styleId="a6">
+    <w:name w:val="Strong"/>
+    <w:basedOn w:val="a0"/>
+    <w:uiPriority w:val="22"/>
+    <w:qFormat/>
+    <w:rsid w:val="00D06B59"/>
+    <w:rPr>
+      <w:b/>
+      <w:bCs/>
+    </w:rPr>
+  </w:style>
+</w:styles>
+</file>
+
+<file path=word/stylesWithEffects.xml><?xml version="1.0" encoding="utf-8"?>
+<w:styles xmlns:wpc="http://schemas.microsoft.com/office/word/2010/wordprocessingCanvas" xmlns:mc="http://schemas.openxmlformats.org/markup-compatibility/2006" xmlns:o="urn:schemas-microsoft-com:office:office" xmlns:r="http://schemas.openxmlformats.org/officeDocument/2006/relationships" xmlns:m="http://schemas.openxmlformats.org/officeDocument/2006/math" xmlns:v="urn:schemas-microsoft-com:vml" xmlns:wp14="http://schemas.microsoft.com/office/word/2010/wordprocessingDrawing" xmlns:wp="http://schemas.openxmlformats.org/drawingml/2006/wordprocessingDrawing" xmlns:w10="urn:schemas-microsoft-com:office:word" xmlns:w="http://schemas.openxmlformats.org/wordprocessingml/2006/main" xmlns:w14="http://schemas.microsoft.com/office/word/2010/wordml" xmlns:wpg="http://schemas.microsoft.com/office/word/2010/wordprocessingGroup" xmlns:wpi="http://schemas.microsoft.com/office/word/2010/wordprocessingInk" xmlns:wne="http://schemas.microsoft.com/office/word/2006/wordml" xmlns:wps="http://schemas.microsoft.com/office/word/2010/wordprocessingShape" mc:Ignorable="w14 wp14">
+  <w:docDefaults>
+    <w:rPrDefault>
+      <w:rPr>
+        <w:rFonts w:asciiTheme="minorHAnsi" w:eastAsiaTheme="minorEastAsia" w:hAnsiTheme="minorHAnsi" w:cstheme="minorBidi"/>
+        <w:kern w:val="2"/>
+        <w:szCs w:val="22"/>
+        <w:lang w:val="en-US" w:eastAsia="ko-KR" w:bidi="ar-SA"/>
+      </w:rPr>
+    </w:rPrDefault>
+    <w:pPrDefault>
+      <w:pPr>
+        <w:spacing w:after="200" w:line="276" w:lineRule="auto"/>
+        <w:jc w:val="both"/>
+      </w:pPr>
+    </w:pPrDefault>
+  </w:docDefaults>
+  <w:latentStyles w:defLockedState="0" w:defUIPriority="99" w:defSemiHidden="1" w:defUnhideWhenUsed="1" w:defQFormat="0" w:count="267">
+    <w:lsdException w:name="Normal" w:semiHidden="0" w:uiPriority="0" w:unhideWhenUsed="0" w:qFormat="1"/>
+    <w:lsdException w:name="heading 1" w:semiHidden="0" w:uiPriority="9" w:unhideWhenUsed="0" w:qFormat="1"/>
+    <w:lsdException w:name="heading 2" w:uiPriority="9" w:qFormat="1"/>
+    <w:lsdException w:name="heading 3" w:uiPriority="9" w:qFormat="1"/>
+    <w:lsdException w:name="heading 4" w:uiPriority="9" w:qFormat="1"/>
+    <w:lsdException w:name="heading 5" w:uiPriority="9" w:qFormat="1"/>
+    <w:lsdException w:name="heading 6" w:uiPriority="9" w:qFormat="1"/>
+    <w:lsdException w:name="heading 7" w:uiPriority="9" w:qFormat="1"/>
+    <w:lsdException w:name="heading 8" w:uiPriority="9" w:qFormat="1"/>
+    <w:lsdException w:name="heading 9" w:uiPriority="9" w:qFormat="1"/>
+    <w:lsdException w:name="toc 1" w:uiPriority="39"/>
+    <w:lsdException w:name="toc 2" w:uiPriority="39"/>
+    <w:lsdException w:name="toc 3" w:uiPriority="39"/>
+    <w:lsdException w:name="toc 4" w:uiPriority="39"/>
+    <w:lsdException w:name="toc 5" w:uiPriority="39"/>
+    <w:lsdException w:name="toc 6" w:uiPriority="39"/>
+    <w:lsdException w:name="toc 7" w:uiPriority="39"/>
+    <w:lsdException w:name="toc 8" w:uiPriority="39"/>
+    <w:lsdException w:name="toc 9" w:uiPriority="39"/>
+    <w:lsdException w:name="caption" w:uiPriority="35" w:qFormat="1"/>
+    <w:lsdException w:name="Title" w:semiHidden="0" w:uiPriority="10" w:unhideWhenUsed="0" w:qFormat="1"/>
+    <w:lsdException w:name="Default Paragraph Font" w:uiPriority="1"/>
+    <w:lsdException w:name="Subtitle" w:semiHidden="0" w:uiPriority="11" w:unhideWhenUsed="0" w:qFormat="1"/>
+    <w:lsdException w:name="Strong" w:semiHidden="0" w:uiPriority="22" w:unhideWhenUsed="0" w:qFormat="1"/>
+    <w:lsdException w:name="Emphasis" w:semiHidden="0" w:uiPriority="20" w:unhideWhenUsed="0" w:qFormat="1"/>
+    <w:lsdException w:name="Table Grid" w:semiHidden="0" w:uiPriority="59" w:unhideWhenUsed="0"/>
+    <w:lsdException w:name="Placeholder Text" w:unhideWhenUsed="0"/>
+    <w:lsdException w:name="No Spacing" w:semiHidden="0" w:uiPriority="1" w:unhideWhenUsed="0" w:qFormat="1"/>
+    <w:lsdException w:name="Light Shading" w:semiHidden="0" w:uiPriority="60" w:unhideWhenUsed="0"/>
+    <w:lsdException w:name="Light List" w:semiHidden="0" w:uiPriority="61" w:unhideWhenUsed="0"/>
+    <w:lsdException w:name="Light Grid" w:semiHidden="0" w:uiPriority="62" w:unhideWhenUsed="0"/>
+    <w:lsdException w:name="Medium Shading 1" w:semiHidden="0" w:uiPriority="63" w:unhideWhenUsed="0"/>
+    <w:lsdException w:name="Medium Shading 2" w:semiHidden="0" w:uiPriority="64" w:unhideWhenUsed="0"/>
+    <w:lsdException w:name="Medium List 1" w:semiHidden="0" w:uiPriority="65" w:unhideWhenUsed="0"/>
+    <w:lsdException w:name="Medium List 2" w:semiHidden="0" w:uiPriority="66" w:unhideWhenUsed="0"/>
+    <w:lsdException w:name="Medium Grid 1" w:semiHidden="0" w:uiPriority="67" w:unhideWhenUsed="0"/>
+    <w:lsdException w:name="Medium Grid 2" w:semiHidden="0" w:uiPriority="68" w:unhideWhenUsed="0"/>
+    <w:lsdException w:name="Medium Grid 3" w:semiHidden="0" w:uiPriority="69" w:unhideWhenUsed="0"/>
+    <w:lsdException w:name="Dark List" w:semiHidden="0" w:uiPriority="70" w:unhideWhenUsed="0"/>
+    <w:lsdException w:name="Colorful Shading" w:semiHidden="0" w:uiPriority="71" w:unhideWhenUsed="0"/>
+    <w:lsdException w:name="Colorful List" w:semiHidden="0" w:uiPriority="72" w:unhideWhenUsed="0"/>
+    <w:lsdException w:name="Colorful Grid" w:semiHidden="0" w:uiPriority="73" w:unhideWhenUsed="0"/>
+    <w:lsdException w:name="Light Shading Accent 1" w:semiHidden="0" w:uiPriority="60" w:unhideWhenUsed="0"/>
+    <w:lsdException w:name="Light List Accent 1" w:semiHidden="0" w:uiPriority="61" w:unhideWhenUsed="0"/>
+    <w:lsdException w:name="Light Grid Accent 1" w:semiHidden="0" w:uiPriority="62" w:unhideWhenUsed="0"/>
+    <w:lsdException w:name="Medium Shading 1 Accent 1" w:semiHidden="0" w:uiPriority="63" w:unhideWhenUsed="0"/>
+    <w:lsdException w:name="Medium Shading 2 Accent 1" w:semiHidden="0" w:uiPriority="64" w:unhideWhenUsed="0"/>
+    <w:lsdException w:name="Medium List 1 Accent 1" w:semiHidden="0" w:uiPriority="65" w:unhideWhenUsed="0"/>
+    <w:lsdException w:name="Revision" w:unhideWhenUsed="0"/>
+    <w:lsdException w:name="List Paragraph" w:semiHidden="0" w:uiPriority="34" w:unhideWhenUsed="0" w:qFormat="1"/>
+    <w:lsdException w:name="Quote" w:semiHidden="0" w:uiPriority="29" w:unhideWhenUsed="0" w:qFormat="1"/>
+    <w:lsdException w:name="Intense Quote" w:semiHidden="0" w:uiPriority="30" w:unhideWhenUsed="0" w:qFormat="1"/>
+    <w:lsdException w:name="Medium List 2 Accent 1" w:semiHidden="0" w:uiPriority="66" w:unhideWhenUsed="0"/>
+    <w:lsdException w:name="Medium Grid 1 Accent 1" w:semiHidden="0" w:uiPriority="67" w:unhideWhenUsed="0"/>
+    <w:lsdException w:name="Medium Grid 2 Accent 1" w:semiHidden="0" w:uiPriority="68" w:unhideWhenUsed="0"/>
+    <w:lsdException w:name="Medium Grid 3 Accent 1" w:semiHidden="0" w:uiPriority="69" w:unhideWhenUsed="0"/>
+    <w:lsdException w:name="Dark List Accent 1" w:semiHidden="0" w:uiPriority="70" w:unhideWhenUsed="0"/>
+    <w:lsdException w:name="Colorful Shading Accent 1" w:semiHidden="0" w:uiPriority="71" w:unhideWhenUsed="0"/>
+    <w:lsdException w:name="Colorful List Accent 1" w:semiHidden="0" w:uiPriority="72" w:unhideWhenUsed="0"/>
+    <w:lsdException w:name="Colorful Grid Accent 1" w:semiHidden="0" w:uiPriority="73" w:unhideWhenUsed="0"/>
+    <w:lsdException w:name="Light Shading Accent 2" w:semiHidden="0" w:uiPriority="60" w:unhideWhenUsed="0"/>
+    <w:lsdException w:name="Light List Accent 2" w:semiHidden="0" w:uiPriority="61" w:unhideWhenUsed="0"/>
+    <w:lsdException w:name="Light Grid Accent 2" w:semiHidden="0" w:uiPriority="62" w:unhideWhenUsed="0"/>
+    <w:lsdException w:name="Medium Shading 1 Accent 2" w:semiHidden="0" w:uiPriority="63" w:unhideWhenUsed="0"/>
+    <w:lsdException w:name="Medium Shading 2 Accent 2" w:semiHidden="0" w:uiPriority="64" w:unhideWhenUsed="0"/>
+    <w:lsdException w:name="Medium List 1 Accent 2" w:semiHidden="0" w:uiPriority="65" w:unhideWhenUsed="0"/>
+    <w:lsdException w:name="Medium List 2 Accent 2" w:semiHidden="0" w:uiPriority="66" w:unhideWhenUsed="0"/>
+    <w:lsdException w:name="Medium Grid 1 Accent 2" w:semiHidden="0" w:uiPriority="67" w:unhideWhenUsed="0"/>
+    <w:lsdException w:name="Medium Grid 2 Accent 2" w:semiHidden="0" w:uiPriority="68" w:unhideWhenUsed="0"/>
+    <w:lsdException w:name="Medium Grid 3 Accent 2" w:semiHidden="0" w:uiPriority="69" w:unhideWhenUsed="0"/>
+    <w:lsdException w:name="Dark List Accent 2" w:semiHidden="0" w:uiPriority="70" w:unhideWhenUsed="0"/>
+    <w:lsdException w:name="Colorful Shading Accent 2" w:semiHidden="0" w:uiPriority="71" w:unhideWhenUsed="0"/>
+    <w:lsdException w:name="Colorful List Accent 2" w:semiHidden="0" w:uiPriority="72" w:unhideWhenUsed="0"/>
+    <w:lsdException w:name="Colorful Grid Accent 2" w:semiHidden="0" w:uiPriority="73" w:unhideWhenUsed="0"/>
+    <w:lsdException w:name="Light Shading Accent 3" w:semiHidden="0" w:uiPriority="60" w:unhideWhenUsed="0"/>
+    <w:lsdException w:name="Light List Accent 3" w:semiHidden="0" w:uiPriority="61" w:unhideWhenUsed="0"/>
+    <w:lsdException w:name="Light Grid Accent 3" w:semiHidden="0" w:uiPriority="62" w:unhideWhenUsed="0"/>
+    <w:lsdException w:name="Medium Shading 1 Accent 3" w:semiHidden="0" w:uiPriority="63" w:unhideWhenUsed="0"/>
+    <w:lsdException w:name="Medium Shading 2 Accent 3" w:semiHidden="0" w:uiPriority="64" w:unhideWhenUsed="0"/>
+    <w:lsdException w:name="Medium List 1 Accent 3" w:semiHidden="0" w:uiPriority="65" w:unhideWhenUsed="0"/>
+    <w:lsdException w:name="Medium List 2 Accent 3" w:semiHidden="0" w:uiPriority="66" w:unhideWhenUsed="0"/>
+    <w:lsdException w:name="Medium Grid 1 Accent 3" w:semiHidden="0" w:uiPriority="67" w:unhideWhenUsed="0"/>
+    <w:lsdException w:name="Medium Grid 2 Accent 3" w:semiHidden="0" w:uiPriority="68" w:unhideWhenUsed="0"/>
+    <w:lsdException w:name="Medium Grid 3 Accent 3" w:semiHidden="0" w:uiPriority="69" w:unhideWhenUsed="0"/>
+    <w:lsdException w:name="Dark List Accent 3" w:semiHidden="0" w:uiPriority="70" w:unhideWhenUsed="0"/>
+    <w:lsdException w:name="Colorful Shading Accent 3" w:semiHidden="0" w:uiPriority="71" w:unhideWhenUsed="0"/>
+    <w:lsdException w:name="Colorful List Accent 3" w:semiHidden="0" w:uiPriority="72" w:unhideWhenUsed="0"/>
+    <w:lsdException w:name="Colorful Grid Accent 3" w:semiHidden="0" w:uiPriority="73" w:unhideWhenUsed="0"/>
+    <w:lsdException w:name="Light Shading Accent 4" w:semiHidden="0" w:uiPriority="60" w:unhideWhenUsed="0"/>
+    <w:lsdException w:name="Light List Accent 4" w:semiHidden="0" w:uiPriority="61" w:unhideWhenUsed="0"/>
+    <w:lsdException w:name="Light Grid Accent 4" w:semiHidden="0" w:uiPriority="62" w:unhideWhenUsed="0"/>
+    <w:lsdException w:name="Medium Shading 1 Accent 4" w:semiHidden="0" w:uiPriority="63" w:unhideWhenUsed="0"/>
+    <w:lsdException w:name="Medium Shading 2 Accent 4" w:semiHidden="0" w:uiPriority="64" w:unhideWhenUsed="0"/>
+    <w:lsdException w:name="Medium List 1 Accent 4" w:semiHidden="0" w:uiPriority="65" w:unhideWhenUsed="0"/>
+    <w:lsdException w:name="Medium List 2 Accent 4" w:semiHidden="0" w:uiPriority="66" w:unhideWhenUsed="0"/>
+    <w:lsdException w:name="Medium Grid 1 Accent 4" w:semiHidden="0" w:uiPriority="67" w:unhideWhenUsed="0"/>
+    <w:lsdException w:name="Medium Grid 2 Accent 4" w:semiHidden="0" w:uiPriority="68" w:unhideWhenUsed="0"/>
+    <w:lsdException w:name="Medium Grid 3 Accent 4" w:semiHidden="0" w:uiPriority="69" w:unhideWhenUsed="0"/>
+    <w:lsdException w:name="Dark List Accent 4" w:semiHidden="0" w:uiPriority="70" w:unhideWhenUsed="0"/>
+    <w:lsdException w:name="Colorful Shading Accent 4" w:semiHidden="0" w:uiPriority="71" w:unhideWhenUsed="0"/>
+    <w:lsdException w:name="Colorful List Accent 4" w:semiHidden="0" w:uiPriority="72" w:unhideWhenUsed="0"/>
+    <w:lsdException w:name="Colorful Grid Accent 4" w:semiHidden="0" w:uiPriority="73" w:unhideWhenUsed="0"/>
+    <w:lsdException w:name="Light Shading Accent 5" w:semiHidden="0" w:uiPriority="60" w:unhideWhenUsed="0"/>
+    <w:lsdException w:name="Light List Accent 5" w:semiHidden="0" w:uiPriority="61" w:unhideWhenUsed="0"/>
+    <w:lsdException w:name="Light Grid Accent 5" w:semiHidden="0" w:uiPriority="62" w:unhideWhenUsed="0"/>
+    <w:lsdException w:name="Medium Shading 1 Accent 5" w:semiHidden="0" w:uiPriority="63" w:unhideWhenUsed="0"/>
+    <w:lsdException w:name="Medium Shading 2 Accent 5" w:semiHidden="0" w:uiPriority="64" w:unhideWhenUsed="0"/>
+    <w:lsdException w:name="Medium List 1 Accent 5" w:semiHidden="0" w:uiPriority="65" w:unhideWhenUsed="0"/>
+    <w:lsdException w:name="Medium List 2 Accent 5" w:semiHidden="0" w:uiPriority="66" w:unhideWhenUsed="0"/>
+    <w:lsdException w:name="Medium Grid 1 Accent 5" w:semiHidden="0" w:uiPriority="67" w:unhideWhenUsed="0"/>
+    <w:lsdException w:name="Medium Grid 2 Accent 5" w:semiHidden="0" w:uiPriority="68" w:unhideWhenUsed="0"/>
+    <w:lsdException w:name="Medium Grid 3 Accent 5" w:semiHidden="0" w:uiPriority="69" w:unhideWhenUsed="0"/>
+    <w:lsdException w:name="Dark List Accent 5" w:semiHidden="0" w:uiPriority="70" w:unhideWhenUsed="0"/>
+    <w:lsdException w:name="Colorful Shading Accent 5" w:semiHidden="0" w:uiPriority="71" w:unhideWhenUsed="0"/>
+    <w:lsdException w:name="Colorful List Accent 5" w:semiHidden="0" w:uiPriority="72" w:unhideWhenUsed="0"/>
+    <w:lsdException w:name="Colorful Grid Accent 5" w:semiHidden="0" w:uiPriority="73" w:unhideWhenUsed="0"/>
+    <w:lsdException w:name="Light Shading Accent 6" w:semiHidden="0" w:uiPriority="60" w:unhideWhenUsed="0"/>
+    <w:lsdException w:name="Light List Accent 6" w:semiHidden="0" w:uiPriority="61" w:unhideWhenUsed="0"/>
+    <w:lsdException w:name="Light Grid Accent 6" w:semiHidden="0" w:uiPriority="62" w:unhideWhenUsed="0"/>
+    <w:lsdException w:name="Medium Shading 1 Accent 6" w:semiHidden="0" w:uiPriority="63" w:unhideWhenUsed="0"/>
+    <w:lsdException w:name="Medium Shading 2 Accent 6" w:semiHidden="0" w:uiPriority="64" w:unhideWhenUsed="0"/>
+    <w:lsdException w:name="Medium List 1 Accent 6" w:semiHidden="0" w:uiPriority="65" w:unhideWhenUsed="0"/>
+    <w:lsdException w:name="Medium List 2 Accent 6" w:semiHidden="0" w:uiPriority="66" w:unhideWhenUsed="0"/>
+    <w:lsdException w:name="Medium Grid 1 Accent 6" w:semiHidden="0" w:uiPriority="67" w:unhideWhenUsed="0"/>
+    <w:lsdException w:name="Medium Grid 2 Accent 6" w:semiHidden="0" w:uiPriority="68" w:unhideWhenUsed="0"/>
+    <w:lsdException w:name="Medium Grid 3 Accent 6" w:semiHidden="0" w:uiPriority="69" w:unhideWhenUsed="0"/>
+    <w:lsdException w:name="Dark List Accent 6" w:semiHidden="0" w:uiPriority="70" w:unhideWhenUsed="0"/>
+    <w:lsdException w:name="Colorful Shading Accent 6" w:semiHidden="0" w:uiPriority="71" w:unhideWhenUsed="0"/>
+    <w:lsdException w:name="Colorful List Accent 6" w:semiHidden="0" w:uiPriority="72" w:unhideWhenUsed="0"/>
+    <w:lsdException w:name="Colorful Grid Accent 6" w:semiHidden="0" w:uiPriority="73" w:unhideWhenUsed="0"/>
+    <w:lsdException w:name="Subtle Emphasis" w:semiHidden="0" w:uiPriority="19" w:unhideWhenUsed="0" w:qFormat="1"/>
+    <w:lsdException w:name="Intense Emphasis" w:semiHidden="0" w:uiPriority="21" w:unhideWhenUsed="0" w:qFormat="1"/>
+    <w:lsdException w:name="Subtle Reference" w:semiHidden="0" w:uiPriority="31" w:unhideWhenUsed="0" w:qFormat="1"/>
+    <w:lsdException w:name="Intense Reference" w:semiHidden="0" w:uiPriority="32" w:unhideWhenUsed="0" w:qFormat="1"/>
+    <w:lsdException w:name="Book Title" w:semiHidden="0" w:uiPriority="33" w:unhideWhenUsed="0" w:qFormat="1"/>
+    <w:lsdException w:name="Bibliography" w:uiPriority="37"/>
+    <w:lsdException w:name="TOC Heading" w:uiPriority="39" w:qFormat="1"/>
+  </w:latentStyles>
+  <w:style w:type="paragraph" w:default="1" w:styleId="a">
+    <w:name w:val="Normal"/>
+    <w:qFormat/>
+    <w:pPr>
+      <w:widowControl w:val="0"/>
+      <w:wordWrap w:val="0"/>
+      <w:autoSpaceDE w:val="0"/>
+      <w:autoSpaceDN w:val="0"/>
+    </w:pPr>
+  </w:style>
+  <w:style w:type="character" w:default="1" w:styleId="a0">
+    <w:name w:val="Default Paragraph Font"/>
+    <w:uiPriority w:val="1"/>
+    <w:semiHidden/>
+    <w:unhideWhenUsed/>
+  </w:style>
+  <w:style w:type="table" w:default="1" w:styleId="a1">
+    <w:name w:val="Normal Table"/>
+    <w:uiPriority w:val="99"/>
+    <w:semiHidden/>
+    <w:unhideWhenUsed/>
+    <w:tblPr>
+      <w:tblInd w:w="0" w:type="dxa"/>
+      <w:tblCellMar>
+        <w:top w:w="0" w:type="dxa"/>
+        <w:left w:w="108" w:type="dxa"/>
+        <w:bottom w:w="0" w:type="dxa"/>
+        <w:right w:w="108" w:type="dxa"/>
+      </w:tblCellMar>
+    </w:tblPr>
+  </w:style>
+  <w:style w:type="numbering" w:default="1" w:styleId="a2">
+    <w:name w:val="No List"/>
+    <w:uiPriority w:val="99"/>
+    <w:semiHidden/>
+    <w:unhideWhenUsed/>
   </w:style>
 </w:styles>
 </file>
